--- a/docs/Rules To Follow/App Config.docx
+++ b/docs/Rules To Follow/App Config.docx
@@ -27,7 +27,6 @@
         </w:rPr>
         <w:t xml:space="preserve">The standard WinForms fix: </w:t>
       </w:r>
-      <w:proofErr w:type="spellStart"/>
       <w:r>
         <w:rPr>
           <w:rFonts w:ascii="Courier New" w:eastAsia="Times New Roman" w:hAnsi="Courier New" w:cs="Courier New"/>
@@ -41,7 +40,6 @@
         </w:rPr>
         <w:t>App.config</w:t>
       </w:r>
-      <w:proofErr w:type="spellEnd"/>
     </w:p>
     <w:p>
       <w:pPr>
@@ -70,7 +68,6 @@
         </w:rPr>
         <w:t xml:space="preserve">In Solution Explorer, right-click your project → Add → New Item → search "Application Configuration File" → name it </w:t>
       </w:r>
-      <w:proofErr w:type="spellStart"/>
       <w:r>
         <w:rPr>
           <w:rFonts w:ascii="Courier New" w:eastAsia="Times New Roman" w:hAnsi="Courier New" w:cs="Courier New"/>
@@ -82,7 +79,6 @@
         </w:rPr>
         <w:t>App.config</w:t>
       </w:r>
-      <w:proofErr w:type="spellEnd"/>
       <w:r>
         <w:rPr>
           <w:rFonts w:ascii="Times New Roman" w:eastAsia="Times New Roman" w:hAnsi="Times New Roman" w:cs="Times New Roman"/>
@@ -141,28 +137,12 @@
     </w:p>
     <w:p>
       <w:r>
-        <w:t xml:space="preserve">  &lt;</w:t>
-      </w:r>
-      <w:proofErr w:type="spellStart"/>
-      <w:r>
-        <w:t>connectionStrings</w:t>
-      </w:r>
-      <w:proofErr w:type="spellEnd"/>
-      <w:r>
-        <w:t>&gt;</w:t>
+        <w:t xml:space="preserve">  &lt;connectionStrings&gt;</w:t>
       </w:r>
     </w:p>
     <w:p>
       <w:r>
-        <w:t xml:space="preserve">    &lt;add name="</w:t>
-      </w:r>
-      <w:proofErr w:type="spellStart"/>
-      <w:r>
-        <w:t>ApexConnection</w:t>
-      </w:r>
-      <w:proofErr w:type="spellEnd"/>
-      <w:r>
-        <w:t>"</w:t>
+        <w:t xml:space="preserve">    &lt;add name="ApexConnection"</w:t>
       </w:r>
     </w:p>
     <w:p>
@@ -172,15 +152,7 @@
     </w:p>
     <w:p>
       <w:r>
-        <w:t xml:space="preserve">  &lt;/</w:t>
-      </w:r>
-      <w:proofErr w:type="spellStart"/>
-      <w:r>
-        <w:t>connectionStrings</w:t>
-      </w:r>
-      <w:proofErr w:type="spellEnd"/>
-      <w:r>
-        <w:t>&gt;</w:t>
+        <w:t xml:space="preserve">  &lt;/connectionStrings&gt;</w:t>
       </w:r>
     </w:p>
     <w:p>
@@ -204,21 +176,13 @@
     </w:p>
     <w:p>
       <w:r>
-        <w:t>In this part “</w:t>
-      </w:r>
-      <w:r>
-        <w:t>Password=</w:t>
-      </w:r>
-      <w:proofErr w:type="spellStart"/>
-      <w:r>
-        <w:t>yourpassword</w:t>
-      </w:r>
-      <w:proofErr w:type="spellEnd"/>
-      <w:r>
-        <w:t>;"</w:t>
-      </w:r>
-      <w:r>
-        <w:t xml:space="preserve"> add your MySQL password </w:t>
+        <w:t xml:space="preserve">In this part “Password=yourpassword;" add your MySQL password </w:t>
+      </w:r>
+    </w:p>
+    <w:p/>
+    <w:p>
+      <w:r>
+        <w:t>** DON’T FORGET TO RUN “MYSQL” SERVER IN TASK MANAGER **</w:t>
       </w:r>
     </w:p>
     <w:p/>

--- a/docs/Rules To Follow/App Config.docx
+++ b/docs/Rules To Follow/App Config.docx
@@ -27,6 +27,7 @@
         </w:rPr>
         <w:t xml:space="preserve">The standard WinForms fix: </w:t>
       </w:r>
+      <w:proofErr w:type="spellStart"/>
       <w:r>
         <w:rPr>
           <w:rFonts w:ascii="Courier New" w:eastAsia="Times New Roman" w:hAnsi="Courier New" w:cs="Courier New"/>
@@ -40,6 +41,7 @@
         </w:rPr>
         <w:t>App.config</w:t>
       </w:r>
+      <w:proofErr w:type="spellEnd"/>
     </w:p>
     <w:p>
       <w:pPr>
@@ -68,6 +70,7 @@
         </w:rPr>
         <w:t xml:space="preserve">In Solution Explorer, right-click your project → Add → New Item → search "Application Configuration File" → name it </w:t>
       </w:r>
+      <w:proofErr w:type="spellStart"/>
       <w:r>
         <w:rPr>
           <w:rFonts w:ascii="Courier New" w:eastAsia="Times New Roman" w:hAnsi="Courier New" w:cs="Courier New"/>
@@ -79,6 +82,7 @@
         </w:rPr>
         <w:t>App.config</w:t>
       </w:r>
+      <w:proofErr w:type="spellEnd"/>
       <w:r>
         <w:rPr>
           <w:rFonts w:ascii="Times New Roman" w:eastAsia="Times New Roman" w:hAnsi="Times New Roman" w:cs="Times New Roman"/>
@@ -116,67 +120,122 @@
           <w:lang w:eastAsia="en-ZA"/>
           <w14:ligatures w14:val="none"/>
         </w:rPr>
-        <w:t>Add a connection string section:</w:t>
+        <w:t xml:space="preserve">Open the </w:t>
+      </w:r>
+      <w:proofErr w:type="spellStart"/>
+      <w:r>
+        <w:rPr>
+          <w:rFonts w:ascii="Times New Roman" w:eastAsia="Times New Roman" w:hAnsi="Times New Roman" w:cs="Times New Roman"/>
+          <w:kern w:val="0"/>
+          <w:sz w:val="24"/>
+          <w:szCs w:val="24"/>
+          <w:lang w:eastAsia="en-ZA"/>
+          <w14:ligatures w14:val="none"/>
+        </w:rPr>
+        <w:t>App.config</w:t>
+      </w:r>
+      <w:proofErr w:type="spellEnd"/>
+      <w:r>
+        <w:rPr>
+          <w:rFonts w:ascii="Times New Roman" w:eastAsia="Times New Roman" w:hAnsi="Times New Roman" w:cs="Times New Roman"/>
+          <w:kern w:val="0"/>
+          <w:sz w:val="24"/>
+          <w:szCs w:val="24"/>
+          <w:lang w:eastAsia="en-ZA"/>
+          <w14:ligatures w14:val="none"/>
+        </w:rPr>
+        <w:t xml:space="preserve"> file and copy/replace the code there with the one bellow </w:t>
+      </w:r>
+    </w:p>
+    <w:p>
+      <w:r>
+        <w:t>-Copy-</w:t>
+      </w:r>
+    </w:p>
+    <w:p>
+      <w:r>
+        <w:t>&lt;?xml version="1.0" encoding="utf-8"?&gt;</w:t>
+      </w:r>
+    </w:p>
+    <w:p>
+      <w:r>
+        <w:t>&lt;configuration&gt;</w:t>
+      </w:r>
+    </w:p>
+    <w:p>
+      <w:r>
+        <w:t xml:space="preserve">  &lt;</w:t>
+      </w:r>
+      <w:proofErr w:type="spellStart"/>
+      <w:r>
+        <w:t>connectionStrings</w:t>
+      </w:r>
+      <w:proofErr w:type="spellEnd"/>
+      <w:r>
+        <w:t>&gt;</w:t>
+      </w:r>
+    </w:p>
+    <w:p>
+      <w:r>
+        <w:t xml:space="preserve">    &lt;add name="</w:t>
+      </w:r>
+      <w:proofErr w:type="spellStart"/>
+      <w:r>
+        <w:t>ApexConnection</w:t>
+      </w:r>
+      <w:proofErr w:type="spellEnd"/>
+      <w:r>
+        <w:t>"</w:t>
+      </w:r>
+    </w:p>
+    <w:p>
+      <w:r>
+        <w:t xml:space="preserve">         connectionString="Server=localhost;Database=ApexSystemsDB;User=root;Password=yourpassword;" /&gt;</w:t>
+      </w:r>
+    </w:p>
+    <w:p>
+      <w:r>
+        <w:t xml:space="preserve">  &lt;/</w:t>
+      </w:r>
+      <w:proofErr w:type="spellStart"/>
+      <w:r>
+        <w:t>connectionStrings</w:t>
+      </w:r>
+      <w:proofErr w:type="spellEnd"/>
+      <w:r>
+        <w:t>&gt;</w:t>
+      </w:r>
+    </w:p>
+    <w:p>
+      <w:r>
+        <w:t>&lt;/configuration&gt;</w:t>
       </w:r>
     </w:p>
     <w:p/>
     <w:p>
       <w:r>
-        <w:t>-Copy-</w:t>
+        <w:t>-End-</w:t>
       </w:r>
     </w:p>
     <w:p>
       <w:r>
-        <w:t>&lt;?xml version="1.0" encoding="utf-8"?&gt;</w:t>
+        <w:t>Important for everybody pulling this to add in their solution folder because git ignores them</w:t>
+      </w:r>
+      <w:r>
+        <w:t xml:space="preserve">. </w:t>
       </w:r>
     </w:p>
     <w:p>
       <w:r>
-        <w:t>&lt;configuration&gt;</w:t>
-      </w:r>
-    </w:p>
-    <w:p>
-      <w:r>
-        <w:t xml:space="preserve">  &lt;connectionStrings&gt;</w:t>
-      </w:r>
-    </w:p>
-    <w:p>
-      <w:r>
-        <w:t xml:space="preserve">    &lt;add name="ApexConnection"</w:t>
-      </w:r>
-    </w:p>
-    <w:p>
-      <w:r>
-        <w:t xml:space="preserve">         connectionString="Server=localhost;Database=ApexSystemsDB;User=root;Password=yourpassword;" /&gt;</w:t>
-      </w:r>
-    </w:p>
-    <w:p>
-      <w:r>
-        <w:t xml:space="preserve">  &lt;/connectionStrings&gt;</w:t>
-      </w:r>
-    </w:p>
-    <w:p>
-      <w:r>
-        <w:t>&lt;/configuration&gt;</w:t>
-      </w:r>
-    </w:p>
-    <w:p/>
-    <w:p>
-      <w:r>
-        <w:t>-End-</w:t>
-      </w:r>
-    </w:p>
-    <w:p>
-      <w:r>
-        <w:t>Important for everybody pulling this to add in their solution folder because git ignores them</w:t>
-      </w:r>
-      <w:r>
-        <w:t xml:space="preserve">. </w:t>
-      </w:r>
-    </w:p>
-    <w:p>
-      <w:r>
-        <w:t xml:space="preserve">In this part “Password=yourpassword;" add your MySQL password </w:t>
+        <w:t>In this part “Password=</w:t>
+      </w:r>
+      <w:proofErr w:type="spellStart"/>
+      <w:r>
+        <w:t>yourpassword</w:t>
+      </w:r>
+      <w:proofErr w:type="spellEnd"/>
+      <w:r>
+        <w:t xml:space="preserve">;" add your MySQL password </w:t>
       </w:r>
     </w:p>
     <w:p/>
